--- a/book/draft-v2/서드브레인2편_10장_n1리빙랩.docx
+++ b/book/draft-v2/서드브레인2편_10장_n1리빙랩.docx
@@ -867,6 +867,155 @@
       </w:r>
     </w:p>
     <w:p>
+      <w:r>
+        <w:br w:type="page"/>
+      </w:r>
+    </w:p>
+    <w:p>
+      <w:pPr>
+        <w:pStyle w:val="Heading2"/>
+        <w:spacing w:after="140" w:before="300"/>
+      </w:pPr>
+      <w:r>
+        <w:rPr>
+          <w:rFonts w:ascii="Malgun Gothic" w:cs="Malgun Gothic" w:eastAsia="Malgun Gothic" w:hAnsi="Malgun Gothic"/>
+          <w:b/>
+          <w:bCs/>
+          <w:color w:val="2E86AB"/>
+          <w:sz w:val="25"/>
+          <w:szCs w:val="25"/>
+        </w:rPr>
+        <w:t xml:space="preserve">10.4 [심화] 자기추적의 계보 — n=1은 어떻게 방법이 되는가</w:t>
+      </w:r>
+    </w:p>
+    <w:p>
+      <w:pPr>
+        <w:spacing w:after="150" w:before="0" w:line="312"/>
+        <w:jc w:val="both"/>
+      </w:pPr>
+      <w:r>
+        <w:rPr>
+          <w:rFonts w:ascii="Malgun Gothic" w:cs="Malgun Gothic" w:eastAsia="Malgun Gothic" w:hAnsi="Malgun Gothic"/>
+          <w:sz w:val="21"/>
+          <w:szCs w:val="21"/>
+        </w:rPr>
+        <w:t xml:space="preserve">n=1 리빙랩(10.1~10.3)이 낯설게 느껴질 수 있지만, 이것은 이미 두 갈래의 흐름 위에 서 있습니다. 첫째는 자기추적 운동(Quantified Self)입니다. 2007년 기자 게리 울프와 케빈 켈리가 시작한 이 운동은 '숫자를 통한 자기 이해(self-knowledge through numbers)'를 표어로 삼아, 개인이 자신의 수면·활동·기분·생산성을 측정하고 그 데이터에서 자기만의 패턴을 발견하는 실천을 확산시켰습니다. 서드브레인의 웰빙 주간 카드(몸×학습×일×마음의 지표)는 이 자기추적 전통의 직계입니다 — 다만 흩어진 앱들이 아니라 하나의 그래프로 통합했다는 점이 다릅니다.</w:t>
+      </w:r>
+    </w:p>
+    <w:p>
+      <w:pPr>
+        <w:spacing w:after="150" w:before="0" w:line="312"/>
+        <w:jc w:val="both"/>
+      </w:pPr>
+      <w:r>
+        <w:rPr>
+          <w:rFonts w:ascii="Malgun Gothic" w:cs="Malgun Gothic" w:eastAsia="Malgun Gothic" w:hAnsi="Malgun Gothic"/>
+          <w:sz w:val="21"/>
+          <w:szCs w:val="21"/>
+        </w:rPr>
+        <w:t xml:space="preserve">둘째는 의학의 'n-of-1 임상시험'입니다. 이것은 놀랍게도 정식 연구 방법론입니다. 개별 환자에게 여러 치료를 교대로 적용하며 그 사람에게 무엇이 효과 있는지를 통계적으로 규명하는 방식으로, 근거중심의학의 위계에서도 '이 환자에 대한' 최고 수준의 근거로 인정받습니다. 핵심 통찰은 이것입니다 — 만인에게 평균적으로 효과 있는 치료가, 바로 이 사람에게 최선인 것은 아니다. 컴패니언도 마찬가지입니다. 백만 명의 평균 사용자에게 최적화된 지능이, 나에게 최선인 것은 아닙니다. n-of-1 의학이 '이 환자'를 위해 존재하듯, 1차적 AGI(8장)는 '이 주인'을 위해 존재합니다.</w:t>
+      </w:r>
+    </w:p>
+    <w:p>
+      <w:pPr>
+        <w:spacing w:after="150" w:before="0" w:line="312"/>
+        <w:jc w:val="both"/>
+      </w:pPr>
+      <w:r>
+        <w:rPr>
+          <w:rFonts w:ascii="Malgun Gothic" w:cs="Malgun Gothic" w:eastAsia="Malgun Gothic" w:hAnsi="Malgun Gothic"/>
+          <w:sz w:val="21"/>
+          <w:szCs w:val="21"/>
+        </w:rPr>
+        <w:t xml:space="preserve">이 두 계보가 서드브레인의 리빙랩에 정당성을 부여합니다. 자기추적이 '측정할 수 있다'를, n-of-1 의학이 '한 사람의 데이터도 엄밀한 방법이 될 수 있다'를 증명해 두었기 때문입니다. 서드브레인은 이 둘을 결합하고 한 걸음 더 나아갑니다 — 측정된 데이터를 흩어진 숫자가 아니라 관계의 그래프로 통합하고(자기추적의 진화), 그 위에서 컴패니언 지능을 검증하며(n-of-1의 확장), 그 전 과정을 자동화 테스트로 재현 가능하게 만듭니다. 개인의 자기 실험이 '일화'에 그치지 않고 '방법'이 되는 지점 — 그것이 10장이 놓인 학술적 좌표입니다.</w:t>
+      </w:r>
+    </w:p>
+    <w:p>
+      <w:pPr>
+        <w:shd w:fill="EAF3F1" w:val="clear"/>
+        <w:spacing w:after="60" w:before="180"/>
+      </w:pPr>
+      <w:r>
+        <w:rPr>
+          <w:rFonts w:ascii="Malgun Gothic" w:cs="Malgun Gothic" w:eastAsia="Malgun Gothic" w:hAnsi="Malgun Gothic"/>
+          <w:b/>
+          <w:bCs/>
+          <w:color w:val="1F6F6A"/>
+          <w:sz w:val="20"/>
+          <w:szCs w:val="20"/>
+        </w:rPr>
+        <w:t xml:space="preserve">[뇌경영 실천] n=1을 방법으로 만드는 두 계보</w:t>
+      </w:r>
+    </w:p>
+    <w:p>
+      <w:pPr>
+        <w:shd w:fill="EAF3F1" w:val="clear"/>
+        <w:spacing w:after="60" w:line="300"/>
+      </w:pPr>
+      <w:r>
+        <w:rPr>
+          <w:rFonts w:ascii="Malgun Gothic" w:cs="Malgun Gothic" w:eastAsia="Malgun Gothic" w:hAnsi="Malgun Gothic"/>
+          <w:color w:val="333333"/>
+          <w:sz w:val="20"/>
+          <w:szCs w:val="20"/>
+        </w:rPr>
+        <w:t xml:space="preserve">· 자기추적(Quantified Self, 2007~): '숫자를 통한 자기 이해' — 웰빙 카드의 조상</w:t>
+      </w:r>
+    </w:p>
+    <w:p>
+      <w:pPr>
+        <w:shd w:fill="EAF3F1" w:val="clear"/>
+        <w:spacing w:after="60" w:line="300"/>
+      </w:pPr>
+      <w:r>
+        <w:rPr>
+          <w:rFonts w:ascii="Malgun Gothic" w:cs="Malgun Gothic" w:eastAsia="Malgun Gothic" w:hAnsi="Malgun Gothic"/>
+          <w:color w:val="333333"/>
+          <w:sz w:val="20"/>
+          <w:szCs w:val="20"/>
+        </w:rPr>
+        <w:t xml:space="preserve">· n-of-1 임상시험: 한 환자의 교대 실험도 정식 근거 — '평균 최선 ≠ 나의 최선'</w:t>
+      </w:r>
+    </w:p>
+    <w:p>
+      <w:pPr>
+        <w:shd w:fill="EAF3F1" w:val="clear"/>
+        <w:spacing w:after="60" w:line="300"/>
+      </w:pPr>
+      <w:r>
+        <w:rPr>
+          <w:rFonts w:ascii="Malgun Gothic" w:cs="Malgun Gothic" w:eastAsia="Malgun Gothic" w:hAnsi="Malgun Gothic"/>
+          <w:color w:val="333333"/>
+          <w:sz w:val="20"/>
+          <w:szCs w:val="20"/>
+        </w:rPr>
+        <w:t xml:space="preserve">· 서드브레인의 종합: 흩어진 숫자 → 관계 그래프 통합 + 테스트로 재현 가능</w:t>
+      </w:r>
+    </w:p>
+    <w:p>
+      <w:pPr>
+        <w:shd w:fill="EAF3F1" w:val="clear"/>
+        <w:spacing w:after="60" w:line="300"/>
+      </w:pPr>
+      <w:r>
+        <w:rPr>
+          <w:rFonts w:ascii="Malgun Gothic" w:cs="Malgun Gothic" w:eastAsia="Malgun Gothic" w:hAnsi="Malgun Gothic"/>
+          <w:color w:val="333333"/>
+          <w:sz w:val="20"/>
+          <w:szCs w:val="20"/>
+        </w:rPr>
+        <w:t xml:space="preserve">· 결과: 개인의 실험이 '일화'가 아니라 '방법'이 된다</w:t>
+      </w:r>
+    </w:p>
+    <w:p>
+      <w:pPr>
+        <w:spacing w:after="140"/>
+      </w:pPr>
+      <w:r>
+        <w:t xml:space="preserve"/>
+      </w:r>
+    </w:p>
+    <w:p>
       <w:pPr>
         <w:spacing w:after="60" w:before="0" w:line="312"/>
         <w:jc w:val="both"/>
@@ -895,6 +1044,21 @@
           <w:szCs w:val="22"/>
         </w:rPr>
         <w:t xml:space="preserve">이 장의 참고자료</w:t>
+      </w:r>
+    </w:p>
+    <w:p>
+      <w:pPr>
+        <w:spacing w:after="50"/>
+        <w:ind w:left="360" w:hanging="360"/>
+      </w:pPr>
+      <w:r>
+        <w:rPr>
+          <w:rFonts w:ascii="Malgun Gothic" w:cs="Malgun Gothic" w:eastAsia="Malgun Gothic" w:hAnsi="Malgun Gothic"/>
+          <w:color w:val="555555"/>
+          <w:sz w:val="17"/>
+          <w:szCs w:val="17"/>
+        </w:rPr>
+        <w:t xml:space="preserve">Wolf, G. (2010). The Data-Driven Life. The New York Times Magazine. (Quantified Self 운동)</w:t>
       </w:r>
     </w:p>
     <w:p>
